--- a/backend/prisma/seed-assets/petition-docx/PHIEU_CHUYEN_DON.docx
+++ b/backend/prisma/seed-assets/petition-docx/PHIEU_CHUYEN_DON.docx
@@ -1393,228 +1393,7 @@
                 <w:sz w:val="22"/>
                 <w:lang w:val="en-US"/>
               </w:rPr>
-              <w:t>- Như trên</w:t>
-            </w:r>
-            <w:r>
-              <w:rPr>
-                <w:sz w:val="22"/>
-                <w:lang w:val="en-US"/>
-              </w:rPr>
-              <w:t>;</w:t>
-            </w:r>
-          </w:p>
-          <w:p>
-            <w:pPr>
-              <w:jc w:val="both"/>
-              <w:rPr>
-                <w:sz w:val="22"/>
-                <w:lang w:val="en-US"/>
-              </w:rPr>
-            </w:pPr>
-            <w:r>
-              <w:rPr>
-                <w:sz w:val="22"/>
-                <w:lang w:val="en-US"/>
-              </w:rPr>
-              <w:t xml:space="preserve">- Đ/c </w:t>
-            </w:r>
-            <w:proofErr w:type="spellStart"/>
-            <w:r>
-              <w:rPr>
-                <w:sz w:val="22"/>
-                <w:lang w:val="en-US"/>
-              </w:rPr>
-              <w:t>Trưởng</w:t>
-            </w:r>
-            <w:proofErr w:type="spellEnd"/>
-            <w:r>
-              <w:rPr>
-                <w:sz w:val="22"/>
-                <w:lang w:val="en-US"/>
-              </w:rPr>
-              <w:t xml:space="preserve"> </w:t>
-            </w:r>
-            <w:proofErr w:type="spellStart"/>
-            <w:r>
-              <w:rPr>
-                <w:sz w:val="22"/>
-                <w:lang w:val="en-US"/>
-              </w:rPr>
-              <w:t>phòng</w:t>
-            </w:r>
-            <w:proofErr w:type="spellEnd"/>
-            <w:r>
-              <w:rPr>
-                <w:sz w:val="22"/>
-                <w:lang w:val="en-US"/>
-              </w:rPr>
-              <w:t xml:space="preserve"> (</w:t>
-            </w:r>
-            <w:proofErr w:type="spellStart"/>
-            <w:r>
-              <w:rPr>
-                <w:sz w:val="22"/>
-                <w:lang w:val="en-US"/>
-              </w:rPr>
-              <w:t>thay</w:t>
-            </w:r>
-            <w:proofErr w:type="spellEnd"/>
-            <w:r>
-              <w:rPr>
-                <w:sz w:val="22"/>
-                <w:lang w:val="en-US"/>
-              </w:rPr>
-              <w:t xml:space="preserve"> báo </w:t>
-            </w:r>
-            <w:proofErr w:type="spellStart"/>
-            <w:r>
-              <w:rPr>
-                <w:sz w:val="22"/>
-                <w:lang w:val="en-US"/>
-              </w:rPr>
-              <w:t>cáo</w:t>
-            </w:r>
-            <w:proofErr w:type="spellEnd"/>
-            <w:r>
-              <w:rPr>
-                <w:sz w:val="22"/>
-                <w:lang w:val="en-US"/>
-              </w:rPr>
-              <w:t>);</w:t>
-            </w:r>
-          </w:p>
-          <w:p>
-            <w:pPr>
-              <w:jc w:val="both"/>
-              <w:rPr>
-                <w:sz w:val="22"/>
-                <w:lang w:val="en-US"/>
-              </w:rPr>
-            </w:pPr>
-            <w:r>
-              <w:rPr>
-                <w:sz w:val="22"/>
-                <w:lang w:val="en-US"/>
-              </w:rPr>
-              <w:t xml:space="preserve">- {nguonDon} (thay báo cáo);</w:t>
-            </w:r>
-            <w:r>
-              <w:rPr>
-                <w:sz w:val="22"/>
-                <w:lang w:val="en-US"/>
-              </w:rPr>
-              <w:t/>
-            </w:r>
-            <w:r>
-              <w:rPr>
-                <w:sz w:val="22"/>
-                <w:lang w:val="en-US"/>
-              </w:rPr>
-              <w:t xml:space="preserve"/>
-            </w:r>
-            <w:proofErr w:type="spellStart"/>
-            <w:r>
-              <w:rPr>
-                <w:sz w:val="22"/>
-                <w:lang w:val="en-US"/>
-              </w:rPr>
-              <w:t/>
-            </w:r>
-            <w:proofErr w:type="spellEnd"/>
-            <w:r>
-              <w:rPr>
-                <w:sz w:val="22"/>
-                <w:lang w:val="en-US"/>
-              </w:rPr>
-              <w:t xml:space="preserve"/>
-            </w:r>
-            <w:proofErr w:type="spellStart"/>
-            <w:r>
-              <w:rPr>
-                <w:sz w:val="22"/>
-                <w:lang w:val="en-US"/>
-              </w:rPr>
-              <w:t/>
-            </w:r>
-            <w:proofErr w:type="spellEnd"/>
-            <w:r>
-              <w:rPr>
-                <w:sz w:val="22"/>
-                <w:lang w:val="en-US"/>
-              </w:rPr>
-              <w:t/>
-            </w:r>
-          </w:p>
-          <w:p>
-            <w:pPr>
-              <w:jc w:val="both"/>
-              <w:rPr>
-                <w:sz w:val="22"/>
-                <w:lang w:val="en-US"/>
-              </w:rPr>
-            </w:pPr>
-            <w:r>
-              <w:rPr>
-                <w:sz w:val="22"/>
-                <w:lang w:val="en-US"/>
-              </w:rPr>
-              <w:t xml:space="preserve">- Lưu: </w:t>
-            </w:r>
-            <w:r>
-              <w:rPr>
-                <w:sz w:val="22"/>
-              </w:rPr>
-              <w:t>PC02-{teamCode}</w:t>
-            </w:r>
-            <w:r>
-              <w:rPr>
-                <w:sz w:val="22"/>
-                <w:lang w:val="en-US"/>
-              </w:rPr>
-              <w:t/>
-            </w:r>
-            <w:r>
-              <w:rPr>
-                <w:sz w:val="22"/>
-              </w:rPr>
-              <w:t> (</w:t>
-            </w:r>
-            <w:proofErr w:type="spellStart"/>
-            <w:r>
-              <w:rPr>
-                <w:sz w:val="22"/>
-                <w:lang w:val="en-US"/>
-              </w:rPr>
-              <w:t>Tổ</w:t>
-            </w:r>
-            <w:proofErr w:type="spellEnd"/>
-            <w:r>
-              <w:rPr>
-                <w:sz w:val="22"/>
-                <w:lang w:val="en-US"/>
-              </w:rPr>
-              <w:t xml:space="preserve"> 2</w:t>
-            </w:r>
-            <w:proofErr w:type="gramStart"/>
-            <w:r>
-              <w:rPr>
-                <w:sz w:val="22"/>
-              </w:rPr>
-              <w:t>)</w:t>
-            </w:r>
-            <w:r>
-              <w:rPr>
-                <w:sz w:val="22"/>
-                <w:lang w:val="en-US"/>
-              </w:rPr>
-              <w:t>,</w:t>
-            </w:r>
-            <w:r>
-              <w:rPr>
-                <w:sz w:val="22"/>
-                <w:lang w:val="en-US"/>
-              </w:rPr>
-              <w:t>{vietTatCanBo}.</w:t>
+              <w:t xml:space="preserve">{noiNhan}</w:t>
             </w:r>
           </w:p>
           <w:p>

--- a/backend/prisma/seed-assets/petition-docx/PHIEU_CHUYEN_DON.docx
+++ b/backend/prisma/seed-assets/petition-docx/PHIEU_CHUYEN_DON.docx
@@ -1382,7 +1382,7 @@
           </w:p>
           <w:p>
             <w:pPr>
-              <w:jc w:val="both"/>
+              <w:jc w:val="left"/>
               <w:rPr>
                 <w:sz w:val="22"/>
                 <w:lang w:val="en-US"/>
